--- a/reports/lab1/FE_Kulbyakina_lab1_report.docx
+++ b/reports/lab1/FE_Kulbyakina_lab1_report.docx
@@ -11,10 +11,10 @@
           <w:noProof/>
         </w:rPr>
         <w:drawing>
-          <wp:inline distT="0" distB="0" distL="0" distR="0" wp14:anchorId="317AA14C" wp14:editId="488AA0E6">
-            <wp:extent cx="1485900" cy="857250"/>
-            <wp:effectExtent l="0" t="0" r="0" b="0"/>
-            <wp:docPr id="1" name="Рисунок 1"/>
+          <wp:inline distT="0" distB="0" distL="0" distR="0" wp14:anchorId="72424AF4" wp14:editId="74426893">
+            <wp:extent cx="2341418" cy="703500"/>
+            <wp:effectExtent l="19050" t="0" r="1732" b="0"/>
+            <wp:docPr id="4" name="Рисунок 1" descr="C:\Users\mydos\Downloads\stankin-logo.png"/>
             <wp:cNvGraphicFramePr>
               <a:graphicFrameLocks xmlns:a="http://schemas.openxmlformats.org/drawingml/2006/main" noChangeAspect="1"/>
             </wp:cNvGraphicFramePr>
@@ -22,13 +22,13 @@
               <a:graphicData uri="http://schemas.openxmlformats.org/drawingml/2006/picture">
                 <pic:pic xmlns:pic="http://schemas.openxmlformats.org/drawingml/2006/picture">
                   <pic:nvPicPr>
-                    <pic:cNvPr id="0" name=""/>
+                    <pic:cNvPr id="0" name="Picture 1" descr="C:\Users\mydos\Downloads\stankin-logo.png"/>
                     <pic:cNvPicPr>
                       <a:picLocks noChangeAspect="1" noChangeArrowheads="1"/>
                     </pic:cNvPicPr>
                   </pic:nvPicPr>
                   <pic:blipFill>
-                    <a:blip r:embed="rId7"/>
+                    <a:blip r:embed="rId7" cstate="print"/>
                     <a:srcRect/>
                     <a:stretch>
                       <a:fillRect/>
@@ -37,11 +37,18 @@
                   <pic:spPr bwMode="auto">
                     <a:xfrm>
                       <a:off x="0" y="0"/>
-                      <a:ext cx="1485900" cy="857250"/>
+                      <a:ext cx="2342981" cy="703970"/>
                     </a:xfrm>
                     <a:prstGeom prst="rect">
                       <a:avLst/>
                     </a:prstGeom>
+                    <a:noFill/>
+                    <a:ln w="9525">
+                      <a:noFill/>
+                      <a:miter lim="800000"/>
+                      <a:headEnd/>
+                      <a:tailEnd/>
+                    </a:ln>
                   </pic:spPr>
                 </pic:pic>
               </a:graphicData>
@@ -73,7 +80,28 @@
           <w:b/>
           <w:bCs/>
         </w:rPr>
-        <w:t>федеральное государственное бюджетное образовательное учреждение</w:t>
+        <w:t xml:space="preserve">федеральное государственное </w:t>
+      </w:r>
+      <w:r>
+        <w:rPr>
+          <w:b/>
+          <w:bCs/>
+        </w:rPr>
+        <w:t>автономное</w:t>
+      </w:r>
+      <w:r>
+        <w:rPr>
+          <w:b/>
+          <w:bCs/>
+        </w:rPr>
+        <w:t xml:space="preserve"> </w:t>
+      </w:r>
+      <w:r>
+        <w:rPr>
+          <w:b/>
+          <w:bCs/>
+        </w:rPr>
+        <w:t>образовательное учреждение</w:t>
       </w:r>
     </w:p>
     <w:p>
@@ -199,12 +227,6 @@
         <w:gridCol w:w="6838"/>
       </w:tblGrid>
       <w:tr>
-        <w:tblPrEx>
-          <w:tblCellMar>
-            <w:top w:w="0" w:type="dxa"/>
-            <w:bottom w:w="0" w:type="dxa"/>
-          </w:tblCellMar>
-        </w:tblPrEx>
         <w:tc>
           <w:tcPr>
             <w:tcW w:w="2800" w:type="dxa"/>
@@ -247,12 +269,6 @@
         </w:tc>
       </w:tr>
       <w:tr>
-        <w:tblPrEx>
-          <w:tblCellMar>
-            <w:top w:w="0" w:type="dxa"/>
-            <w:bottom w:w="0" w:type="dxa"/>
-          </w:tblCellMar>
-        </w:tblPrEx>
         <w:tc>
           <w:tcPr>
             <w:tcW w:w="2800" w:type="dxa"/>
@@ -304,12 +320,6 @@
         </w:tc>
       </w:tr>
       <w:tr>
-        <w:tblPrEx>
-          <w:tblCellMar>
-            <w:top w:w="0" w:type="dxa"/>
-            <w:bottom w:w="0" w:type="dxa"/>
-          </w:tblCellMar>
-        </w:tblPrEx>
         <w:tc>
           <w:tcPr>
             <w:tcW w:w="2800" w:type="dxa"/>
@@ -352,12 +362,6 @@
         </w:tc>
       </w:tr>
       <w:tr>
-        <w:tblPrEx>
-          <w:tblCellMar>
-            <w:top w:w="0" w:type="dxa"/>
-            <w:bottom w:w="0" w:type="dxa"/>
-          </w:tblCellMar>
-        </w:tblPrEx>
         <w:tc>
           <w:tcPr>
             <w:tcW w:w="2800" w:type="dxa"/>
@@ -400,12 +404,6 @@
         </w:tc>
       </w:tr>
       <w:tr>
-        <w:tblPrEx>
-          <w:tblCellMar>
-            <w:top w:w="0" w:type="dxa"/>
-            <w:bottom w:w="0" w:type="dxa"/>
-          </w:tblCellMar>
-        </w:tblPrEx>
         <w:tc>
           <w:tcPr>
             <w:tcW w:w="2800" w:type="dxa"/>
@@ -453,12 +451,6 @@
         </w:tc>
       </w:tr>
       <w:tr>
-        <w:tblPrEx>
-          <w:tblCellMar>
-            <w:top w:w="0" w:type="dxa"/>
-            <w:bottom w:w="0" w:type="dxa"/>
-          </w:tblCellMar>
-        </w:tblPrEx>
         <w:tc>
           <w:tcPr>
             <w:tcW w:w="2800" w:type="dxa"/>
@@ -521,12 +513,6 @@
         </w:tc>
       </w:tr>
       <w:tr>
-        <w:tblPrEx>
-          <w:tblCellMar>
-            <w:top w:w="0" w:type="dxa"/>
-            <w:bottom w:w="0" w:type="dxa"/>
-          </w:tblCellMar>
-        </w:tblPrEx>
         <w:tc>
           <w:tcPr>
             <w:tcW w:w="2800" w:type="dxa"/>
@@ -572,12 +558,6 @@
         </w:tc>
       </w:tr>
       <w:tr>
-        <w:tblPrEx>
-          <w:tblCellMar>
-            <w:top w:w="0" w:type="dxa"/>
-            <w:bottom w:w="0" w:type="dxa"/>
-          </w:tblCellMar>
-        </w:tblPrEx>
         <w:tc>
           <w:tcPr>
             <w:tcW w:w="2800" w:type="dxa"/>
@@ -941,12 +921,6 @@
         <w:gridCol w:w="7238"/>
       </w:tblGrid>
       <w:tr>
-        <w:tblPrEx>
-          <w:tblCellMar>
-            <w:top w:w="0" w:type="dxa"/>
-            <w:bottom w:w="0" w:type="dxa"/>
-          </w:tblCellMar>
-        </w:tblPrEx>
         <w:trPr>
           <w:cantSplit/>
           <w:tblHeader/>
@@ -1013,12 +987,6 @@
         </w:tc>
       </w:tr>
       <w:tr>
-        <w:tblPrEx>
-          <w:tblCellMar>
-            <w:top w:w="0" w:type="dxa"/>
-            <w:bottom w:w="0" w:type="dxa"/>
-          </w:tblCellMar>
-        </w:tblPrEx>
         <w:trPr>
           <w:cantSplit/>
         </w:trPr>
@@ -1101,12 +1069,6 @@
         </w:tc>
       </w:tr>
       <w:tr>
-        <w:tblPrEx>
-          <w:tblCellMar>
-            <w:top w:w="0" w:type="dxa"/>
-            <w:bottom w:w="0" w:type="dxa"/>
-          </w:tblCellMar>
-        </w:tblPrEx>
         <w:trPr>
           <w:cantSplit/>
         </w:trPr>
@@ -1180,12 +1142,6 @@
         </w:tc>
       </w:tr>
       <w:tr>
-        <w:tblPrEx>
-          <w:tblCellMar>
-            <w:top w:w="0" w:type="dxa"/>
-            <w:bottom w:w="0" w:type="dxa"/>
-          </w:tblCellMar>
-        </w:tblPrEx>
         <w:trPr>
           <w:cantSplit/>
         </w:trPr>
@@ -1279,12 +1235,6 @@
         </w:tc>
       </w:tr>
       <w:tr>
-        <w:tblPrEx>
-          <w:tblCellMar>
-            <w:top w:w="0" w:type="dxa"/>
-            <w:bottom w:w="0" w:type="dxa"/>
-          </w:tblCellMar>
-        </w:tblPrEx>
         <w:trPr>
           <w:cantSplit/>
         </w:trPr>
@@ -1340,12 +1290,6 @@
         </w:tc>
       </w:tr>
       <w:tr>
-        <w:tblPrEx>
-          <w:tblCellMar>
-            <w:top w:w="0" w:type="dxa"/>
-            <w:bottom w:w="0" w:type="dxa"/>
-          </w:tblCellMar>
-        </w:tblPrEx>
         <w:trPr>
           <w:cantSplit/>
         </w:trPr>
@@ -1446,12 +1390,6 @@
         </w:tc>
       </w:tr>
       <w:tr>
-        <w:tblPrEx>
-          <w:tblCellMar>
-            <w:top w:w="0" w:type="dxa"/>
-            <w:bottom w:w="0" w:type="dxa"/>
-          </w:tblCellMar>
-        </w:tblPrEx>
         <w:trPr>
           <w:cantSplit/>
         </w:trPr>
@@ -1515,12 +1453,6 @@
         </w:tc>
       </w:tr>
       <w:tr>
-        <w:tblPrEx>
-          <w:tblCellMar>
-            <w:top w:w="0" w:type="dxa"/>
-            <w:bottom w:w="0" w:type="dxa"/>
-          </w:tblCellMar>
-        </w:tblPrEx>
         <w:trPr>
           <w:cantSplit/>
         </w:trPr>
@@ -1584,12 +1516,6 @@
         </w:tc>
       </w:tr>
       <w:tr>
-        <w:tblPrEx>
-          <w:tblCellMar>
-            <w:top w:w="0" w:type="dxa"/>
-            <w:bottom w:w="0" w:type="dxa"/>
-          </w:tblCellMar>
-        </w:tblPrEx>
         <w:trPr>
           <w:cantSplit/>
         </w:trPr>
@@ -1658,12 +1584,6 @@
         </w:tc>
       </w:tr>
       <w:tr>
-        <w:tblPrEx>
-          <w:tblCellMar>
-            <w:top w:w="0" w:type="dxa"/>
-            <w:bottom w:w="0" w:type="dxa"/>
-          </w:tblCellMar>
-        </w:tblPrEx>
         <w:trPr>
           <w:cantSplit/>
         </w:trPr>
@@ -1732,12 +1652,6 @@
         </w:tc>
       </w:tr>
       <w:tr>
-        <w:tblPrEx>
-          <w:tblCellMar>
-            <w:top w:w="0" w:type="dxa"/>
-            <w:bottom w:w="0" w:type="dxa"/>
-          </w:tblCellMar>
-        </w:tblPrEx>
         <w:trPr>
           <w:cantSplit/>
         </w:trPr>
@@ -1793,12 +1707,6 @@
         </w:tc>
       </w:tr>
       <w:tr>
-        <w:tblPrEx>
-          <w:tblCellMar>
-            <w:top w:w="0" w:type="dxa"/>
-            <w:bottom w:w="0" w:type="dxa"/>
-          </w:tblCellMar>
-        </w:tblPrEx>
         <w:trPr>
           <w:cantSplit/>
         </w:trPr>
@@ -1877,12 +1785,6 @@
         </w:tc>
       </w:tr>
       <w:tr>
-        <w:tblPrEx>
-          <w:tblCellMar>
-            <w:top w:w="0" w:type="dxa"/>
-            <w:bottom w:w="0" w:type="dxa"/>
-          </w:tblCellMar>
-        </w:tblPrEx>
         <w:trPr>
           <w:cantSplit/>
         </w:trPr>
@@ -1938,12 +1840,6 @@
         </w:tc>
       </w:tr>
       <w:tr>
-        <w:tblPrEx>
-          <w:tblCellMar>
-            <w:top w:w="0" w:type="dxa"/>
-            <w:bottom w:w="0" w:type="dxa"/>
-          </w:tblCellMar>
-        </w:tblPrEx>
         <w:trPr>
           <w:cantSplit/>
         </w:trPr>
@@ -1999,12 +1895,6 @@
         </w:tc>
       </w:tr>
       <w:tr>
-        <w:tblPrEx>
-          <w:tblCellMar>
-            <w:top w:w="0" w:type="dxa"/>
-            <w:bottom w:w="0" w:type="dxa"/>
-          </w:tblCellMar>
-        </w:tblPrEx>
         <w:trPr>
           <w:cantSplit/>
         </w:trPr>
@@ -2073,12 +1963,6 @@
         </w:tc>
       </w:tr>
       <w:tr>
-        <w:tblPrEx>
-          <w:tblCellMar>
-            <w:top w:w="0" w:type="dxa"/>
-            <w:bottom w:w="0" w:type="dxa"/>
-          </w:tblCellMar>
-        </w:tblPrEx>
         <w:trPr>
           <w:cantSplit/>
         </w:trPr>
@@ -2152,12 +2036,6 @@
         </w:tc>
       </w:tr>
       <w:tr>
-        <w:tblPrEx>
-          <w:tblCellMar>
-            <w:top w:w="0" w:type="dxa"/>
-            <w:bottom w:w="0" w:type="dxa"/>
-          </w:tblCellMar>
-        </w:tblPrEx>
         <w:trPr>
           <w:cantSplit/>
         </w:trPr>
@@ -2356,12 +2234,6 @@
         <w:gridCol w:w="14570"/>
       </w:tblGrid>
       <w:tr>
-        <w:tblPrEx>
-          <w:tblCellMar>
-            <w:top w:w="0" w:type="dxa"/>
-            <w:bottom w:w="0" w:type="dxa"/>
-          </w:tblCellMar>
-        </w:tblPrEx>
         <w:trPr>
           <w:trHeight w:hRule="exact" w:val="6800"/>
         </w:trPr>
@@ -2385,7 +2257,7 @@
                 <w:noProof/>
               </w:rPr>
               <w:drawing>
-                <wp:inline distT="0" distB="0" distL="0" distR="0" wp14:anchorId="44488E14" wp14:editId="6F756E58">
+                <wp:inline distT="0" distB="0" distL="0" distR="0" wp14:anchorId="44488E14" wp14:editId="55304121">
                   <wp:extent cx="6454066" cy="4242318"/>
                   <wp:effectExtent l="0" t="0" r="0" b="0"/>
                   <wp:docPr id="999159396" name="Рисунок 1"/>
@@ -2538,12 +2410,6 @@
         <w:gridCol w:w="4738"/>
       </w:tblGrid>
       <w:tr>
-        <w:tblPrEx>
-          <w:tblCellMar>
-            <w:top w:w="0" w:type="dxa"/>
-            <w:bottom w:w="0" w:type="dxa"/>
-          </w:tblCellMar>
-        </w:tblPrEx>
         <w:trPr>
           <w:cantSplit/>
           <w:tblHeader/>
@@ -2640,12 +2506,6 @@
         </w:tc>
       </w:tr>
       <w:tr>
-        <w:tblPrEx>
-          <w:tblCellMar>
-            <w:top w:w="0" w:type="dxa"/>
-            <w:bottom w:w="0" w:type="dxa"/>
-          </w:tblCellMar>
-        </w:tblPrEx>
         <w:trPr>
           <w:cantSplit/>
         </w:trPr>
@@ -2728,12 +2588,6 @@
         </w:tc>
       </w:tr>
       <w:tr>
-        <w:tblPrEx>
-          <w:tblCellMar>
-            <w:top w:w="0" w:type="dxa"/>
-            <w:bottom w:w="0" w:type="dxa"/>
-          </w:tblCellMar>
-        </w:tblPrEx>
         <w:trPr>
           <w:cantSplit/>
         </w:trPr>
@@ -2816,12 +2670,6 @@
         </w:tc>
       </w:tr>
       <w:tr>
-        <w:tblPrEx>
-          <w:tblCellMar>
-            <w:top w:w="0" w:type="dxa"/>
-            <w:bottom w:w="0" w:type="dxa"/>
-          </w:tblCellMar>
-        </w:tblPrEx>
         <w:trPr>
           <w:cantSplit/>
         </w:trPr>
@@ -2904,12 +2752,6 @@
         </w:tc>
       </w:tr>
       <w:tr>
-        <w:tblPrEx>
-          <w:tblCellMar>
-            <w:top w:w="0" w:type="dxa"/>
-            <w:bottom w:w="0" w:type="dxa"/>
-          </w:tblCellMar>
-        </w:tblPrEx>
         <w:trPr>
           <w:cantSplit/>
         </w:trPr>
@@ -3032,12 +2874,6 @@
         <w:gridCol w:w="4738"/>
       </w:tblGrid>
       <w:tr>
-        <w:tblPrEx>
-          <w:tblCellMar>
-            <w:top w:w="0" w:type="dxa"/>
-            <w:bottom w:w="0" w:type="dxa"/>
-          </w:tblCellMar>
-        </w:tblPrEx>
         <w:trPr>
           <w:cantSplit/>
           <w:tblHeader/>
@@ -3134,12 +2970,6 @@
         </w:tc>
       </w:tr>
       <w:tr>
-        <w:tblPrEx>
-          <w:tblCellMar>
-            <w:top w:w="0" w:type="dxa"/>
-            <w:bottom w:w="0" w:type="dxa"/>
-          </w:tblCellMar>
-        </w:tblPrEx>
         <w:trPr>
           <w:cantSplit/>
         </w:trPr>
@@ -3222,12 +3052,6 @@
         </w:tc>
       </w:tr>
       <w:tr>
-        <w:tblPrEx>
-          <w:tblCellMar>
-            <w:top w:w="0" w:type="dxa"/>
-            <w:bottom w:w="0" w:type="dxa"/>
-          </w:tblCellMar>
-        </w:tblPrEx>
         <w:trPr>
           <w:cantSplit/>
         </w:trPr>
@@ -3310,12 +3134,6 @@
         </w:tc>
       </w:tr>
       <w:tr>
-        <w:tblPrEx>
-          <w:tblCellMar>
-            <w:top w:w="0" w:type="dxa"/>
-            <w:bottom w:w="0" w:type="dxa"/>
-          </w:tblCellMar>
-        </w:tblPrEx>
         <w:trPr>
           <w:cantSplit/>
         </w:trPr>
@@ -3414,12 +3232,6 @@
         </w:tc>
       </w:tr>
       <w:tr>
-        <w:tblPrEx>
-          <w:tblCellMar>
-            <w:top w:w="0" w:type="dxa"/>
-            <w:bottom w:w="0" w:type="dxa"/>
-          </w:tblCellMar>
-        </w:tblPrEx>
         <w:trPr>
           <w:cantSplit/>
         </w:trPr>
@@ -3502,12 +3314,6 @@
         </w:tc>
       </w:tr>
       <w:tr>
-        <w:tblPrEx>
-          <w:tblCellMar>
-            <w:top w:w="0" w:type="dxa"/>
-            <w:bottom w:w="0" w:type="dxa"/>
-          </w:tblCellMar>
-        </w:tblPrEx>
         <w:trPr>
           <w:cantSplit/>
         </w:trPr>
@@ -3671,12 +3477,6 @@
         <w:gridCol w:w="1800"/>
       </w:tblGrid>
       <w:tr>
-        <w:tblPrEx>
-          <w:tblCellMar>
-            <w:top w:w="0" w:type="dxa"/>
-            <w:bottom w:w="0" w:type="dxa"/>
-          </w:tblCellMar>
-        </w:tblPrEx>
         <w:trPr>
           <w:cantSplit/>
           <w:tblHeader/>
@@ -3803,12 +3603,6 @@
         </w:tc>
       </w:tr>
       <w:tr>
-        <w:tblPrEx>
-          <w:tblCellMar>
-            <w:top w:w="0" w:type="dxa"/>
-            <w:bottom w:w="0" w:type="dxa"/>
-          </w:tblCellMar>
-        </w:tblPrEx>
         <w:trPr>
           <w:cantSplit/>
         </w:trPr>
@@ -3914,12 +3708,6 @@
         </w:tc>
       </w:tr>
       <w:tr>
-        <w:tblPrEx>
-          <w:tblCellMar>
-            <w:top w:w="0" w:type="dxa"/>
-            <w:bottom w:w="0" w:type="dxa"/>
-          </w:tblCellMar>
-        </w:tblPrEx>
         <w:trPr>
           <w:cantSplit/>
         </w:trPr>
@@ -4025,12 +3813,6 @@
         </w:tc>
       </w:tr>
       <w:tr>
-        <w:tblPrEx>
-          <w:tblCellMar>
-            <w:top w:w="0" w:type="dxa"/>
-            <w:bottom w:w="0" w:type="dxa"/>
-          </w:tblCellMar>
-        </w:tblPrEx>
         <w:trPr>
           <w:cantSplit/>
         </w:trPr>
@@ -4136,12 +3918,6 @@
         </w:tc>
       </w:tr>
       <w:tr>
-        <w:tblPrEx>
-          <w:tblCellMar>
-            <w:top w:w="0" w:type="dxa"/>
-            <w:bottom w:w="0" w:type="dxa"/>
-          </w:tblCellMar>
-        </w:tblPrEx>
         <w:trPr>
           <w:cantSplit/>
         </w:trPr>
@@ -4247,12 +4023,6 @@
         </w:tc>
       </w:tr>
       <w:tr>
-        <w:tblPrEx>
-          <w:tblCellMar>
-            <w:top w:w="0" w:type="dxa"/>
-            <w:bottom w:w="0" w:type="dxa"/>
-          </w:tblCellMar>
-        </w:tblPrEx>
         <w:trPr>
           <w:cantSplit/>
         </w:trPr>
@@ -4358,12 +4128,6 @@
         </w:tc>
       </w:tr>
       <w:tr>
-        <w:tblPrEx>
-          <w:tblCellMar>
-            <w:top w:w="0" w:type="dxa"/>
-            <w:bottom w:w="0" w:type="dxa"/>
-          </w:tblCellMar>
-        </w:tblPrEx>
         <w:trPr>
           <w:cantSplit/>
         </w:trPr>
@@ -4469,12 +4233,6 @@
         </w:tc>
       </w:tr>
       <w:tr>
-        <w:tblPrEx>
-          <w:tblCellMar>
-            <w:top w:w="0" w:type="dxa"/>
-            <w:bottom w:w="0" w:type="dxa"/>
-          </w:tblCellMar>
-        </w:tblPrEx>
         <w:trPr>
           <w:cantSplit/>
         </w:trPr>
@@ -4588,12 +4346,6 @@
         </w:tc>
       </w:tr>
       <w:tr>
-        <w:tblPrEx>
-          <w:tblCellMar>
-            <w:top w:w="0" w:type="dxa"/>
-            <w:bottom w:w="0" w:type="dxa"/>
-          </w:tblCellMar>
-        </w:tblPrEx>
         <w:trPr>
           <w:cantSplit/>
         </w:trPr>
@@ -4707,12 +4459,6 @@
         </w:tc>
       </w:tr>
       <w:tr>
-        <w:tblPrEx>
-          <w:tblCellMar>
-            <w:top w:w="0" w:type="dxa"/>
-            <w:bottom w:w="0" w:type="dxa"/>
-          </w:tblCellMar>
-        </w:tblPrEx>
         <w:trPr>
           <w:cantSplit/>
         </w:trPr>
@@ -4826,12 +4572,6 @@
         </w:tc>
       </w:tr>
       <w:tr>
-        <w:tblPrEx>
-          <w:tblCellMar>
-            <w:top w:w="0" w:type="dxa"/>
-            <w:bottom w:w="0" w:type="dxa"/>
-          </w:tblCellMar>
-        </w:tblPrEx>
         <w:trPr>
           <w:cantSplit/>
         </w:trPr>
@@ -4945,12 +4685,6 @@
         </w:tc>
       </w:tr>
       <w:tr>
-        <w:tblPrEx>
-          <w:tblCellMar>
-            <w:top w:w="0" w:type="dxa"/>
-            <w:bottom w:w="0" w:type="dxa"/>
-          </w:tblCellMar>
-        </w:tblPrEx>
         <w:trPr>
           <w:cantSplit/>
         </w:trPr>
@@ -5064,12 +4798,6 @@
         </w:tc>
       </w:tr>
       <w:tr>
-        <w:tblPrEx>
-          <w:tblCellMar>
-            <w:top w:w="0" w:type="dxa"/>
-            <w:bottom w:w="0" w:type="dxa"/>
-          </w:tblCellMar>
-        </w:tblPrEx>
         <w:trPr>
           <w:cantSplit/>
         </w:trPr>
@@ -5191,12 +4919,6 @@
         </w:tc>
       </w:tr>
       <w:tr>
-        <w:tblPrEx>
-          <w:tblCellMar>
-            <w:top w:w="0" w:type="dxa"/>
-            <w:bottom w:w="0" w:type="dxa"/>
-          </w:tblCellMar>
-        </w:tblPrEx>
         <w:trPr>
           <w:cantSplit/>
         </w:trPr>
@@ -5326,12 +5048,6 @@
         </w:tc>
       </w:tr>
       <w:tr>
-        <w:tblPrEx>
-          <w:tblCellMar>
-            <w:top w:w="0" w:type="dxa"/>
-            <w:bottom w:w="0" w:type="dxa"/>
-          </w:tblCellMar>
-        </w:tblPrEx>
         <w:trPr>
           <w:cantSplit/>
         </w:trPr>
@@ -5539,12 +5255,6 @@
         <w:gridCol w:w="1800"/>
       </w:tblGrid>
       <w:tr>
-        <w:tblPrEx>
-          <w:tblCellMar>
-            <w:top w:w="0" w:type="dxa"/>
-            <w:bottom w:w="0" w:type="dxa"/>
-          </w:tblCellMar>
-        </w:tblPrEx>
         <w:trPr>
           <w:cantSplit/>
           <w:tblHeader/>
@@ -5671,12 +5381,6 @@
         </w:tc>
       </w:tr>
       <w:tr>
-        <w:tblPrEx>
-          <w:tblCellMar>
-            <w:top w:w="0" w:type="dxa"/>
-            <w:bottom w:w="0" w:type="dxa"/>
-          </w:tblCellMar>
-        </w:tblPrEx>
         <w:trPr>
           <w:cantSplit/>
         </w:trPr>
@@ -5782,12 +5486,6 @@
         </w:tc>
       </w:tr>
       <w:tr>
-        <w:tblPrEx>
-          <w:tblCellMar>
-            <w:top w:w="0" w:type="dxa"/>
-            <w:bottom w:w="0" w:type="dxa"/>
-          </w:tblCellMar>
-        </w:tblPrEx>
         <w:trPr>
           <w:cantSplit/>
         </w:trPr>
@@ -5893,12 +5591,6 @@
         </w:tc>
       </w:tr>
       <w:tr>
-        <w:tblPrEx>
-          <w:tblCellMar>
-            <w:top w:w="0" w:type="dxa"/>
-            <w:bottom w:w="0" w:type="dxa"/>
-          </w:tblCellMar>
-        </w:tblPrEx>
         <w:trPr>
           <w:cantSplit/>
         </w:trPr>
@@ -6133,12 +5825,6 @@
         <w:gridCol w:w="14570"/>
       </w:tblGrid>
       <w:tr>
-        <w:tblPrEx>
-          <w:tblCellMar>
-            <w:top w:w="0" w:type="dxa"/>
-            <w:bottom w:w="0" w:type="dxa"/>
-          </w:tblCellMar>
-        </w:tblPrEx>
         <w:trPr>
           <w:trHeight w:hRule="exact" w:val="6800"/>
         </w:trPr>
@@ -6162,7 +5848,7 @@
                 <w:noProof/>
               </w:rPr>
               <w:drawing>
-                <wp:inline distT="0" distB="0" distL="0" distR="0" wp14:anchorId="453C39E4" wp14:editId="21CA784A">
+                <wp:inline distT="0" distB="0" distL="0" distR="0" wp14:anchorId="453C39E4" wp14:editId="61DC22CF">
                   <wp:extent cx="8499121" cy="4216894"/>
                   <wp:effectExtent l="0" t="0" r="0" b="0"/>
                   <wp:docPr id="783928468" name="Рисунок 2"/>
@@ -6312,12 +5998,6 @@
         <w:gridCol w:w="2559"/>
       </w:tblGrid>
       <w:tr>
-        <w:tblPrEx>
-          <w:tblCellMar>
-            <w:top w:w="0" w:type="dxa"/>
-            <w:bottom w:w="0" w:type="dxa"/>
-          </w:tblCellMar>
-        </w:tblPrEx>
         <w:trPr>
           <w:cantSplit/>
           <w:tblHeader/>
@@ -6474,12 +6154,6 @@
         </w:tc>
       </w:tr>
       <w:tr>
-        <w:tblPrEx>
-          <w:tblCellMar>
-            <w:top w:w="0" w:type="dxa"/>
-            <w:bottom w:w="0" w:type="dxa"/>
-          </w:tblCellMar>
-        </w:tblPrEx>
         <w:trPr>
           <w:cantSplit/>
         </w:trPr>
@@ -6625,12 +6299,6 @@
         </w:tc>
       </w:tr>
       <w:tr>
-        <w:tblPrEx>
-          <w:tblCellMar>
-            <w:top w:w="0" w:type="dxa"/>
-            <w:bottom w:w="0" w:type="dxa"/>
-          </w:tblCellMar>
-        </w:tblPrEx>
         <w:trPr>
           <w:cantSplit/>
         </w:trPr>
@@ -6769,12 +6437,6 @@
         </w:tc>
       </w:tr>
       <w:tr>
-        <w:tblPrEx>
-          <w:tblCellMar>
-            <w:top w:w="0" w:type="dxa"/>
-            <w:bottom w:w="0" w:type="dxa"/>
-          </w:tblCellMar>
-        </w:tblPrEx>
         <w:trPr>
           <w:cantSplit/>
         </w:trPr>
@@ -6920,12 +6582,6 @@
         </w:tc>
       </w:tr>
       <w:tr>
-        <w:tblPrEx>
-          <w:tblCellMar>
-            <w:top w:w="0" w:type="dxa"/>
-            <w:bottom w:w="0" w:type="dxa"/>
-          </w:tblCellMar>
-        </w:tblPrEx>
         <w:trPr>
           <w:cantSplit/>
         </w:trPr>
@@ -7076,12 +6732,6 @@
         </w:tc>
       </w:tr>
       <w:tr>
-        <w:tblPrEx>
-          <w:tblCellMar>
-            <w:top w:w="0" w:type="dxa"/>
-            <w:bottom w:w="0" w:type="dxa"/>
-          </w:tblCellMar>
-        </w:tblPrEx>
         <w:trPr>
           <w:cantSplit/>
         </w:trPr>
@@ -7236,12 +6886,6 @@
         </w:tc>
       </w:tr>
       <w:tr>
-        <w:tblPrEx>
-          <w:tblCellMar>
-            <w:top w:w="0" w:type="dxa"/>
-            <w:bottom w:w="0" w:type="dxa"/>
-          </w:tblCellMar>
-        </w:tblPrEx>
         <w:trPr>
           <w:cantSplit/>
         </w:trPr>
@@ -7392,12 +7036,6 @@
         </w:tc>
       </w:tr>
       <w:tr>
-        <w:tblPrEx>
-          <w:tblCellMar>
-            <w:top w:w="0" w:type="dxa"/>
-            <w:bottom w:w="0" w:type="dxa"/>
-          </w:tblCellMar>
-        </w:tblPrEx>
         <w:trPr>
           <w:cantSplit/>
         </w:trPr>
@@ -7535,12 +7173,6 @@
         </w:tc>
       </w:tr>
       <w:tr>
-        <w:tblPrEx>
-          <w:tblCellMar>
-            <w:top w:w="0" w:type="dxa"/>
-            <w:bottom w:w="0" w:type="dxa"/>
-          </w:tblCellMar>
-        </w:tblPrEx>
         <w:trPr>
           <w:cantSplit/>
         </w:trPr>
@@ -7930,12 +7562,6 @@
         <w:gridCol w:w="1800"/>
       </w:tblGrid>
       <w:tr>
-        <w:tblPrEx>
-          <w:tblCellMar>
-            <w:top w:w="0" w:type="dxa"/>
-            <w:bottom w:w="0" w:type="dxa"/>
-          </w:tblCellMar>
-        </w:tblPrEx>
         <w:trPr>
           <w:cantSplit/>
           <w:tblHeader/>
@@ -8062,12 +7688,6 @@
         </w:tc>
       </w:tr>
       <w:tr>
-        <w:tblPrEx>
-          <w:tblCellMar>
-            <w:top w:w="0" w:type="dxa"/>
-            <w:bottom w:w="0" w:type="dxa"/>
-          </w:tblCellMar>
-        </w:tblPrEx>
         <w:trPr>
           <w:cantSplit/>
         </w:trPr>
@@ -8173,12 +7793,6 @@
         </w:tc>
       </w:tr>
       <w:tr>
-        <w:tblPrEx>
-          <w:tblCellMar>
-            <w:top w:w="0" w:type="dxa"/>
-            <w:bottom w:w="0" w:type="dxa"/>
-          </w:tblCellMar>
-        </w:tblPrEx>
         <w:trPr>
           <w:cantSplit/>
         </w:trPr>
@@ -8284,12 +7898,6 @@
         </w:tc>
       </w:tr>
       <w:tr>
-        <w:tblPrEx>
-          <w:tblCellMar>
-            <w:top w:w="0" w:type="dxa"/>
-            <w:bottom w:w="0" w:type="dxa"/>
-          </w:tblCellMar>
-        </w:tblPrEx>
         <w:trPr>
           <w:cantSplit/>
         </w:trPr>
@@ -8395,12 +8003,6 @@
         </w:tc>
       </w:tr>
       <w:tr>
-        <w:tblPrEx>
-          <w:tblCellMar>
-            <w:top w:w="0" w:type="dxa"/>
-            <w:bottom w:w="0" w:type="dxa"/>
-          </w:tblCellMar>
-        </w:tblPrEx>
         <w:trPr>
           <w:cantSplit/>
         </w:trPr>
@@ -8506,12 +8108,6 @@
         </w:tc>
       </w:tr>
       <w:tr>
-        <w:tblPrEx>
-          <w:tblCellMar>
-            <w:top w:w="0" w:type="dxa"/>
-            <w:bottom w:w="0" w:type="dxa"/>
-          </w:tblCellMar>
-        </w:tblPrEx>
         <w:trPr>
           <w:cantSplit/>
         </w:trPr>
@@ -8617,12 +8213,6 @@
         </w:tc>
       </w:tr>
       <w:tr>
-        <w:tblPrEx>
-          <w:tblCellMar>
-            <w:top w:w="0" w:type="dxa"/>
-            <w:bottom w:w="0" w:type="dxa"/>
-          </w:tblCellMar>
-        </w:tblPrEx>
         <w:trPr>
           <w:cantSplit/>
         </w:trPr>
@@ -8728,12 +8318,6 @@
         </w:tc>
       </w:tr>
       <w:tr>
-        <w:tblPrEx>
-          <w:tblCellMar>
-            <w:top w:w="0" w:type="dxa"/>
-            <w:bottom w:w="0" w:type="dxa"/>
-          </w:tblCellMar>
-        </w:tblPrEx>
         <w:trPr>
           <w:cantSplit/>
         </w:trPr>
@@ -8847,12 +8431,6 @@
         </w:tc>
       </w:tr>
       <w:tr>
-        <w:tblPrEx>
-          <w:tblCellMar>
-            <w:top w:w="0" w:type="dxa"/>
-            <w:bottom w:w="0" w:type="dxa"/>
-          </w:tblCellMar>
-        </w:tblPrEx>
         <w:trPr>
           <w:cantSplit/>
         </w:trPr>
@@ -8966,12 +8544,6 @@
         </w:tc>
       </w:tr>
       <w:tr>
-        <w:tblPrEx>
-          <w:tblCellMar>
-            <w:top w:w="0" w:type="dxa"/>
-            <w:bottom w:w="0" w:type="dxa"/>
-          </w:tblCellMar>
-        </w:tblPrEx>
         <w:trPr>
           <w:cantSplit/>
         </w:trPr>
@@ -9082,12 +8654,6 @@
         </w:tc>
       </w:tr>
       <w:tr>
-        <w:tblPrEx>
-          <w:tblCellMar>
-            <w:top w:w="0" w:type="dxa"/>
-            <w:bottom w:w="0" w:type="dxa"/>
-          </w:tblCellMar>
-        </w:tblPrEx>
         <w:trPr>
           <w:cantSplit/>
         </w:trPr>
@@ -9198,12 +8764,6 @@
         </w:tc>
       </w:tr>
       <w:tr>
-        <w:tblPrEx>
-          <w:tblCellMar>
-            <w:top w:w="0" w:type="dxa"/>
-            <w:bottom w:w="0" w:type="dxa"/>
-          </w:tblCellMar>
-        </w:tblPrEx>
         <w:trPr>
           <w:cantSplit/>
         </w:trPr>
@@ -9314,12 +8874,6 @@
         </w:tc>
       </w:tr>
       <w:tr>
-        <w:tblPrEx>
-          <w:tblCellMar>
-            <w:top w:w="0" w:type="dxa"/>
-            <w:bottom w:w="0" w:type="dxa"/>
-          </w:tblCellMar>
-        </w:tblPrEx>
         <w:trPr>
           <w:cantSplit/>
         </w:trPr>
@@ -9430,12 +8984,6 @@
         </w:tc>
       </w:tr>
       <w:tr>
-        <w:tblPrEx>
-          <w:tblCellMar>
-            <w:top w:w="0" w:type="dxa"/>
-            <w:bottom w:w="0" w:type="dxa"/>
-          </w:tblCellMar>
-        </w:tblPrEx>
         <w:trPr>
           <w:cantSplit/>
         </w:trPr>
@@ -9546,12 +9094,6 @@
         </w:tc>
       </w:tr>
       <w:tr>
-        <w:tblPrEx>
-          <w:tblCellMar>
-            <w:top w:w="0" w:type="dxa"/>
-            <w:bottom w:w="0" w:type="dxa"/>
-          </w:tblCellMar>
-        </w:tblPrEx>
         <w:trPr>
           <w:cantSplit/>
         </w:trPr>
@@ -9662,12 +9204,6 @@
         </w:tc>
       </w:tr>
       <w:tr>
-        <w:tblPrEx>
-          <w:tblCellMar>
-            <w:top w:w="0" w:type="dxa"/>
-            <w:bottom w:w="0" w:type="dxa"/>
-          </w:tblCellMar>
-        </w:tblPrEx>
         <w:trPr>
           <w:cantSplit/>
         </w:trPr>
@@ -9864,12 +9400,6 @@
         <w:gridCol w:w="1800"/>
       </w:tblGrid>
       <w:tr>
-        <w:tblPrEx>
-          <w:tblCellMar>
-            <w:top w:w="0" w:type="dxa"/>
-            <w:bottom w:w="0" w:type="dxa"/>
-          </w:tblCellMar>
-        </w:tblPrEx>
         <w:trPr>
           <w:cantSplit/>
           <w:tblHeader/>
@@ -9996,12 +9526,6 @@
         </w:tc>
       </w:tr>
       <w:tr>
-        <w:tblPrEx>
-          <w:tblCellMar>
-            <w:top w:w="0" w:type="dxa"/>
-            <w:bottom w:w="0" w:type="dxa"/>
-          </w:tblCellMar>
-        </w:tblPrEx>
         <w:trPr>
           <w:cantSplit/>
         </w:trPr>
@@ -10120,12 +9644,6 @@
         </w:tc>
       </w:tr>
       <w:tr>
-        <w:tblPrEx>
-          <w:tblCellMar>
-            <w:top w:w="0" w:type="dxa"/>
-            <w:bottom w:w="0" w:type="dxa"/>
-          </w:tblCellMar>
-        </w:tblPrEx>
         <w:trPr>
           <w:cantSplit/>
         </w:trPr>
@@ -10236,12 +9754,6 @@
         </w:tc>
       </w:tr>
       <w:tr>
-        <w:tblPrEx>
-          <w:tblCellMar>
-            <w:top w:w="0" w:type="dxa"/>
-            <w:bottom w:w="0" w:type="dxa"/>
-          </w:tblCellMar>
-        </w:tblPrEx>
         <w:trPr>
           <w:cantSplit/>
         </w:trPr>
@@ -10352,12 +9864,6 @@
         </w:tc>
       </w:tr>
       <w:tr>
-        <w:tblPrEx>
-          <w:tblCellMar>
-            <w:top w:w="0" w:type="dxa"/>
-            <w:bottom w:w="0" w:type="dxa"/>
-          </w:tblCellMar>
-        </w:tblPrEx>
         <w:trPr>
           <w:cantSplit/>
         </w:trPr>
@@ -10468,12 +9974,6 @@
         </w:tc>
       </w:tr>
       <w:tr>
-        <w:tblPrEx>
-          <w:tblCellMar>
-            <w:top w:w="0" w:type="dxa"/>
-            <w:bottom w:w="0" w:type="dxa"/>
-          </w:tblCellMar>
-        </w:tblPrEx>
         <w:trPr>
           <w:cantSplit/>
         </w:trPr>
@@ -10584,12 +10084,6 @@
         </w:tc>
       </w:tr>
       <w:tr>
-        <w:tblPrEx>
-          <w:tblCellMar>
-            <w:top w:w="0" w:type="dxa"/>
-            <w:bottom w:w="0" w:type="dxa"/>
-          </w:tblCellMar>
-        </w:tblPrEx>
         <w:trPr>
           <w:cantSplit/>
         </w:trPr>
@@ -10700,12 +10194,6 @@
         </w:tc>
       </w:tr>
       <w:tr>
-        <w:tblPrEx>
-          <w:tblCellMar>
-            <w:top w:w="0" w:type="dxa"/>
-            <w:bottom w:w="0" w:type="dxa"/>
-          </w:tblCellMar>
-        </w:tblPrEx>
         <w:trPr>
           <w:cantSplit/>
         </w:trPr>
@@ -10816,12 +10304,6 @@
         </w:tc>
       </w:tr>
       <w:tr>
-        <w:tblPrEx>
-          <w:tblCellMar>
-            <w:top w:w="0" w:type="dxa"/>
-            <w:bottom w:w="0" w:type="dxa"/>
-          </w:tblCellMar>
-        </w:tblPrEx>
         <w:trPr>
           <w:cantSplit/>
         </w:trPr>
@@ -10932,12 +10414,6 @@
         </w:tc>
       </w:tr>
       <w:tr>
-        <w:tblPrEx>
-          <w:tblCellMar>
-            <w:top w:w="0" w:type="dxa"/>
-            <w:bottom w:w="0" w:type="dxa"/>
-          </w:tblCellMar>
-        </w:tblPrEx>
         <w:trPr>
           <w:cantSplit/>
         </w:trPr>
@@ -11048,12 +10524,6 @@
         </w:tc>
       </w:tr>
       <w:tr>
-        <w:tblPrEx>
-          <w:tblCellMar>
-            <w:top w:w="0" w:type="dxa"/>
-            <w:bottom w:w="0" w:type="dxa"/>
-          </w:tblCellMar>
-        </w:tblPrEx>
         <w:trPr>
           <w:cantSplit/>
         </w:trPr>
@@ -11164,12 +10634,6 @@
         </w:tc>
       </w:tr>
       <w:tr>
-        <w:tblPrEx>
-          <w:tblCellMar>
-            <w:top w:w="0" w:type="dxa"/>
-            <w:bottom w:w="0" w:type="dxa"/>
-          </w:tblCellMar>
-        </w:tblPrEx>
         <w:trPr>
           <w:cantSplit/>
         </w:trPr>
@@ -11280,12 +10744,6 @@
         </w:tc>
       </w:tr>
       <w:tr>
-        <w:tblPrEx>
-          <w:tblCellMar>
-            <w:top w:w="0" w:type="dxa"/>
-            <w:bottom w:w="0" w:type="dxa"/>
-          </w:tblCellMar>
-        </w:tblPrEx>
         <w:trPr>
           <w:cantSplit/>
         </w:trPr>
@@ -11396,12 +10854,6 @@
         </w:tc>
       </w:tr>
       <w:tr>
-        <w:tblPrEx>
-          <w:tblCellMar>
-            <w:top w:w="0" w:type="dxa"/>
-            <w:bottom w:w="0" w:type="dxa"/>
-          </w:tblCellMar>
-        </w:tblPrEx>
         <w:trPr>
           <w:cantSplit/>
         </w:trPr>
@@ -11512,12 +10964,6 @@
         </w:tc>
       </w:tr>
       <w:tr>
-        <w:tblPrEx>
-          <w:tblCellMar>
-            <w:top w:w="0" w:type="dxa"/>
-            <w:bottom w:w="0" w:type="dxa"/>
-          </w:tblCellMar>
-        </w:tblPrEx>
         <w:trPr>
           <w:cantSplit/>
         </w:trPr>
@@ -11628,12 +11074,6 @@
         </w:tc>
       </w:tr>
       <w:tr>
-        <w:tblPrEx>
-          <w:tblCellMar>
-            <w:top w:w="0" w:type="dxa"/>
-            <w:bottom w:w="0" w:type="dxa"/>
-          </w:tblCellMar>
-        </w:tblPrEx>
         <w:trPr>
           <w:cantSplit/>
         </w:trPr>
@@ -11744,12 +11184,6 @@
         </w:tc>
       </w:tr>
       <w:tr>
-        <w:tblPrEx>
-          <w:tblCellMar>
-            <w:top w:w="0" w:type="dxa"/>
-            <w:bottom w:w="0" w:type="dxa"/>
-          </w:tblCellMar>
-        </w:tblPrEx>
         <w:trPr>
           <w:cantSplit/>
         </w:trPr>
@@ -11860,12 +11294,6 @@
         </w:tc>
       </w:tr>
       <w:tr>
-        <w:tblPrEx>
-          <w:tblCellMar>
-            <w:top w:w="0" w:type="dxa"/>
-            <w:bottom w:w="0" w:type="dxa"/>
-          </w:tblCellMar>
-        </w:tblPrEx>
         <w:trPr>
           <w:cantSplit/>
         </w:trPr>
@@ -11979,12 +11407,6 @@
         </w:tc>
       </w:tr>
       <w:tr>
-        <w:tblPrEx>
-          <w:tblCellMar>
-            <w:top w:w="0" w:type="dxa"/>
-            <w:bottom w:w="0" w:type="dxa"/>
-          </w:tblCellMar>
-        </w:tblPrEx>
         <w:trPr>
           <w:cantSplit/>
         </w:trPr>
